--- a/Editable Word files/Week 11-Design Patterns.docx
+++ b/Editable Word files/Week 11-Design Patterns.docx
@@ -244,16 +244,17 @@
     </w:p>
     <w:p>
       <w:pPr>
-        <w:ind w:left="-567" w:right="-1134"/>
-        <w:rPr>
-          <w:sz w:val="30"/>
+        <w:ind w:left="-1134" w:right="-1304"/>
+        <w:jc w:val="center"/>
+        <w:rPr>
+          <w:sz w:val="26"/>
           <w:lang w:val="en-DE"/>
         </w:rPr>
       </w:pPr>
       <w:r>
         <w:rPr>
           <w:b/>
-          <w:sz w:val="30"/>
+          <w:sz w:val="26"/>
           <w:u w:val="thick"/>
           <w:lang w:val="en-DE"/>
         </w:rPr>
@@ -263,7 +264,7 @@
       <w:r>
         <w:rPr>
           <w:b/>
-          <w:sz w:val="30"/>
+          <w:sz w:val="26"/>
           <w:u w:val="thick"/>
           <w:lang w:val="en-DE"/>
         </w:rPr>
@@ -271,7 +272,7 @@
       </w:r>
       <w:r>
         <w:rPr>
-          <w:sz w:val="30"/>
+          <w:sz w:val="26"/>
           <w:u w:val="thick"/>
           <w:lang w:val="en-DE"/>
         </w:rPr>
@@ -279,7 +280,7 @@
       </w:r>
       <w:r>
         <w:rPr>
-          <w:sz w:val="30"/>
+          <w:sz w:val="26"/>
           <w:lang w:val="en-DE"/>
         </w:rPr>
         <w:t xml:space="preserve">(Done by Kevin </w:t>
@@ -287,7 +288,7 @@
       <w:proofErr w:type="spellStart"/>
       <w:r>
         <w:rPr>
-          <w:sz w:val="30"/>
+          <w:sz w:val="26"/>
           <w:lang w:val="en-DE"/>
         </w:rPr>
         <w:t>Muho</w:t>
@@ -295,7 +296,7 @@
       <w:proofErr w:type="spellEnd"/>
       <w:r>
         <w:rPr>
-          <w:sz w:val="30"/>
+          <w:sz w:val="26"/>
           <w:lang w:val="en-DE"/>
         </w:rPr>
         <w:t xml:space="preserve">, Matias Bali, </w:t>
@@ -303,7 +304,7 @@
       <w:proofErr w:type="spellStart"/>
       <w:r>
         <w:rPr>
-          <w:sz w:val="30"/>
+          <w:sz w:val="26"/>
           <w:lang w:val="en-DE"/>
         </w:rPr>
         <w:t>Ornelt</w:t>
@@ -311,7 +312,7 @@
       <w:proofErr w:type="spellEnd"/>
       <w:r>
         <w:rPr>
-          <w:sz w:val="30"/>
+          <w:sz w:val="26"/>
           <w:lang w:val="en-DE"/>
         </w:rPr>
         <w:t xml:space="preserve"> </w:t>
@@ -319,7 +320,7 @@
       <w:proofErr w:type="spellStart"/>
       <w:r>
         <w:rPr>
-          <w:sz w:val="30"/>
+          <w:sz w:val="26"/>
           <w:lang w:val="en-DE"/>
         </w:rPr>
         <w:t>Lemellari</w:t>
@@ -327,7 +328,7 @@
       <w:proofErr w:type="spellEnd"/>
       <w:r>
         <w:rPr>
-          <w:sz w:val="30"/>
+          <w:sz w:val="26"/>
           <w:lang w:val="en-DE"/>
         </w:rPr>
         <w:t>)</w:t>
@@ -491,20 +492,94 @@
           <w:lang w:val="en-DE"/>
         </w:rPr>
       </w:pPr>
+      <w:proofErr w:type="spellStart"/>
+      <w:proofErr w:type="gramStart"/>
+      <w:r>
+        <w:rPr>
+          <w:sz w:val="20"/>
+          <w:lang w:val="en-DE"/>
+        </w:rPr>
+        <w:t>HR.nextHandler</w:t>
+      </w:r>
+      <w:proofErr w:type="spellEnd"/>
+      <w:proofErr w:type="gramEnd"/>
+      <w:r>
+        <w:rPr>
+          <w:sz w:val="20"/>
+          <w:lang w:val="en-DE"/>
+        </w:rPr>
+        <w:t xml:space="preserve"> = Manager</w:t>
+      </w:r>
+      <w:r>
+        <w:rPr>
+          <w:sz w:val="20"/>
+          <w:lang w:val="en-DE"/>
+        </w:rPr>
+        <w:t xml:space="preserve">                </w:t>
+      </w:r>
+      <w:proofErr w:type="spellStart"/>
+      <w:r>
+        <w:rPr>
+          <w:sz w:val="20"/>
+          <w:lang w:val="en-DE"/>
+        </w:rPr>
+        <w:t>Manager.nextHandler</w:t>
+      </w:r>
+      <w:proofErr w:type="spellEnd"/>
+      <w:r>
+        <w:rPr>
+          <w:sz w:val="20"/>
+          <w:lang w:val="en-DE"/>
+        </w:rPr>
+        <w:t xml:space="preserve"> = Administrator</w:t>
+      </w:r>
+      <w:r>
+        <w:rPr>
+          <w:sz w:val="20"/>
+          <w:lang w:val="en-DE"/>
+        </w:rPr>
+        <w:t xml:space="preserve">                 </w:t>
+      </w:r>
+      <w:proofErr w:type="spellStart"/>
+      <w:r>
+        <w:rPr>
+          <w:sz w:val="20"/>
+          <w:lang w:val="en-DE"/>
+        </w:rPr>
+        <w:t>Administrator.nextHandler</w:t>
+      </w:r>
+      <w:proofErr w:type="spellEnd"/>
+      <w:r>
+        <w:rPr>
+          <w:sz w:val="20"/>
+          <w:lang w:val="en-DE"/>
+        </w:rPr>
+        <w:t xml:space="preserve"> = null</w:t>
+      </w:r>
+    </w:p>
+    <w:p>
+      <w:pPr>
+        <w:rPr>
+          <w:b/>
+          <w:sz w:val="30"/>
+          <w:u w:val="thick"/>
+          <w:lang w:val="en-DE"/>
+        </w:rPr>
+      </w:pPr>
       <w:r>
         <w:rPr>
           <w:noProof/>
         </w:rPr>
         <w:drawing>
-          <wp:anchor distT="0" distB="0" distL="114300" distR="114300" simplePos="0" relativeHeight="251658240" behindDoc="0" locked="0" layoutInCell="1" allowOverlap="1" wp14:anchorId="0827CFD4" wp14:editId="4529280D">
+          <wp:anchor distT="0" distB="0" distL="114300" distR="114300" simplePos="0" relativeHeight="251658240" behindDoc="0" locked="0" layoutInCell="1" allowOverlap="1" wp14:anchorId="0827CFD4" wp14:editId="37CEBF1C">
             <wp:simplePos x="0" y="0"/>
             <wp:positionH relativeFrom="margin">
-              <wp:posOffset>-572135</wp:posOffset>
+              <wp:posOffset>-416968</wp:posOffset>
             </wp:positionH>
-            <wp:positionV relativeFrom="paragraph">
-              <wp:posOffset>263525</wp:posOffset>
+            <wp:positionV relativeFrom="page">
+              <wp:posOffset>2999573</wp:posOffset>
             </wp:positionV>
-            <wp:extent cx="6866255" cy="7272020"/>
+            <wp:extent cx="6426200" cy="6652260"/>
             <wp:effectExtent l="0" t="0" r="0" b="0"/>
             <wp:wrapTopAndBottom/>
             <wp:docPr id="2" name="Picture 2"/>
@@ -536,7 +611,7 @@
                   <pic:spPr bwMode="auto">
                     <a:xfrm>
                       <a:off x="0" y="0"/>
-                      <a:ext cx="6866255" cy="7272020"/>
+                      <a:ext cx="6426200" cy="6652260"/>
                     </a:xfrm>
                     <a:prstGeom prst="rect">
                       <a:avLst/>
@@ -558,74 +633,30 @@
           </wp:anchor>
         </w:drawing>
       </w:r>
-      <w:proofErr w:type="spellStart"/>
-      <w:proofErr w:type="gramStart"/>
-      <w:r>
-        <w:rPr>
-          <w:sz w:val="20"/>
-          <w:lang w:val="en-DE"/>
-        </w:rPr>
-        <w:t>HR.nextHandler</w:t>
-      </w:r>
-      <w:proofErr w:type="spellEnd"/>
-      <w:proofErr w:type="gramEnd"/>
-      <w:r>
-        <w:rPr>
-          <w:sz w:val="20"/>
-          <w:lang w:val="en-DE"/>
-        </w:rPr>
-        <w:t xml:space="preserve"> = Manager</w:t>
-      </w:r>
-      <w:r>
-        <w:rPr>
-          <w:sz w:val="20"/>
-          <w:lang w:val="en-DE"/>
-        </w:rPr>
-        <w:t xml:space="preserve">                </w:t>
-      </w:r>
-      <w:proofErr w:type="spellStart"/>
-      <w:r>
-        <w:rPr>
-          <w:sz w:val="20"/>
-          <w:lang w:val="en-DE"/>
-        </w:rPr>
-        <w:t>Manager.nextHandler</w:t>
-      </w:r>
-      <w:proofErr w:type="spellEnd"/>
-      <w:r>
-        <w:rPr>
-          <w:sz w:val="20"/>
-          <w:lang w:val="en-DE"/>
-        </w:rPr>
-        <w:t xml:space="preserve"> = Administrator</w:t>
-      </w:r>
-      <w:r>
-        <w:rPr>
-          <w:sz w:val="20"/>
-          <w:lang w:val="en-DE"/>
-        </w:rPr>
-        <w:t xml:space="preserve">                 </w:t>
-      </w:r>
-      <w:proofErr w:type="spellStart"/>
-      <w:r>
-        <w:rPr>
-          <w:sz w:val="20"/>
-          <w:lang w:val="en-DE"/>
-        </w:rPr>
-        <w:t>Administrator.nextHandler</w:t>
-      </w:r>
-      <w:proofErr w:type="spellEnd"/>
-      <w:r>
-        <w:rPr>
-          <w:sz w:val="20"/>
-          <w:lang w:val="en-DE"/>
-        </w:rPr>
-        <w:t xml:space="preserve"> = null</w:t>
-      </w:r>
     </w:p>
     <w:p>
       <w:pPr>
         <w:rPr>
+          <w:b/>
+          <w:sz w:val="30"/>
+          <w:u w:val="thick"/>
+          <w:lang w:val="en-DE"/>
+        </w:rPr>
+      </w:pPr>
+    </w:p>
+    <w:p>
+      <w:pPr>
+        <w:rPr>
+          <w:b/>
+          <w:sz w:val="30"/>
+          <w:u w:val="thick"/>
+          <w:lang w:val="en-DE"/>
+        </w:rPr>
+      </w:pPr>
+    </w:p>
+    <w:p>
+      <w:pPr>
+        <w:rPr>
           <w:sz w:val="30"/>
           <w:lang w:val="en-DE"/>
         </w:rPr>
@@ -639,7 +670,6 @@
           <w:u w:val="thick"/>
           <w:lang w:val="en-DE"/>
         </w:rPr>
-        <w:lastRenderedPageBreak/>
         <w:t xml:space="preserve">Observer </w:t>
       </w:r>
       <w:proofErr w:type="gramStart"/>
@@ -781,11 +811,6 @@
           <w:lang w:val="en-DE"/>
         </w:rPr>
         <w:br/>
-      </w:r>
-      <w:r>
-        <w:rPr>
-          <w:lang w:val="en-DE"/>
-        </w:rPr>
         <w:t>change.</w:t>
       </w:r>
       <w:r>
@@ -813,11 +838,6 @@
           <w:lang w:val="en-DE"/>
         </w:rPr>
         <w:br/>
-      </w:r>
-      <w:r>
-        <w:rPr>
-          <w:lang w:val="en-DE"/>
-        </w:rPr>
         <w:t xml:space="preserve">Tenant and </w:t>
       </w:r>
       <w:proofErr w:type="spellStart"/>
@@ -853,36 +873,14 @@
           <w:lang w:val="en-DE"/>
         </w:rPr>
         <w:br/>
-      </w:r>
-      <w:r>
-        <w:rPr>
-          <w:lang w:val="en-DE"/>
-        </w:rPr>
-        <w:t>-</w:t>
-      </w:r>
-      <w:r>
-        <w:rPr>
-          <w:lang w:val="en-DE"/>
-        </w:rPr>
-        <w:t>In FR17, when a property owner accepts or rejects a rental request, the tenant is notified.</w:t>
+        <w:t>-In FR17, when a property owner accepts or rejects a rental request, the tenant is notified.</w:t>
       </w:r>
       <w:r>
         <w:rPr>
           <w:lang w:val="en-DE"/>
         </w:rPr>
         <w:br/>
-      </w:r>
-      <w:r>
-        <w:rPr>
-          <w:lang w:val="en-DE"/>
-        </w:rPr>
-        <w:t>-</w:t>
-      </w:r>
-      <w:r>
-        <w:rPr>
-          <w:lang w:val="en-DE"/>
-        </w:rPr>
-        <w:t xml:space="preserve">In FR8 and FR39, payment updates and reminders are also sent automatically.  </w:t>
+        <w:t xml:space="preserve">-In FR8 and FR39, payment updates and reminders are also sent automatically.  </w:t>
       </w:r>
     </w:p>
     <w:p>
@@ -892,6 +890,73 @@
           <w:lang w:val="en-DE"/>
         </w:rPr>
       </w:pPr>
+      <w:r>
+        <w:rPr>
+          <w:noProof/>
+        </w:rPr>
+        <w:drawing>
+          <wp:anchor distT="0" distB="0" distL="114300" distR="114300" simplePos="0" relativeHeight="251660288" behindDoc="0" locked="0" layoutInCell="1" allowOverlap="1" wp14:anchorId="745B3CE8" wp14:editId="24619D37">
+            <wp:simplePos x="0" y="0"/>
+            <wp:positionH relativeFrom="margin">
+              <wp:posOffset>-744855</wp:posOffset>
+            </wp:positionH>
+            <wp:positionV relativeFrom="paragraph">
+              <wp:posOffset>948690</wp:posOffset>
+            </wp:positionV>
+            <wp:extent cx="7243445" cy="5622925"/>
+            <wp:effectExtent l="0" t="0" r="0" b="0"/>
+            <wp:wrapTopAndBottom/>
+            <wp:docPr id="3" name="Picture 3"/>
+            <wp:cNvGraphicFramePr>
+              <a:graphicFrameLocks xmlns:a="http://schemas.openxmlformats.org/drawingml/2006/main" noChangeAspect="1"/>
+            </wp:cNvGraphicFramePr>
+            <a:graphic xmlns:a="http://schemas.openxmlformats.org/drawingml/2006/main">
+              <a:graphicData uri="http://schemas.openxmlformats.org/drawingml/2006/picture">
+                <pic:pic xmlns:pic="http://schemas.openxmlformats.org/drawingml/2006/picture">
+                  <pic:nvPicPr>
+                    <pic:cNvPr id="0" name="Picture 1"/>
+                    <pic:cNvPicPr>
+                      <a:picLocks noChangeAspect="1" noChangeArrowheads="1"/>
+                    </pic:cNvPicPr>
+                  </pic:nvPicPr>
+                  <pic:blipFill>
+                    <a:blip r:embed="rId6">
+                      <a:extLst>
+                        <a:ext uri="{28A0092B-C50C-407E-A947-70E740481C1C}">
+                          <a14:useLocalDpi xmlns:a14="http://schemas.microsoft.com/office/drawing/2010/main" val="0"/>
+                        </a:ext>
+                      </a:extLst>
+                    </a:blip>
+                    <a:srcRect/>
+                    <a:stretch>
+                      <a:fillRect/>
+                    </a:stretch>
+                  </pic:blipFill>
+                  <pic:spPr bwMode="auto">
+                    <a:xfrm>
+                      <a:off x="0" y="0"/>
+                      <a:ext cx="7243445" cy="5622925"/>
+                    </a:xfrm>
+                    <a:prstGeom prst="rect">
+                      <a:avLst/>
+                    </a:prstGeom>
+                    <a:noFill/>
+                    <a:ln>
+                      <a:noFill/>
+                    </a:ln>
+                  </pic:spPr>
+                </pic:pic>
+              </a:graphicData>
+            </a:graphic>
+            <wp14:sizeRelH relativeFrom="page">
+              <wp14:pctWidth>0</wp14:pctWidth>
+            </wp14:sizeRelH>
+            <wp14:sizeRelV relativeFrom="page">
+              <wp14:pctHeight>0</wp14:pctHeight>
+            </wp14:sizeRelV>
+          </wp:anchor>
+        </w:drawing>
+      </w:r>
     </w:p>
     <w:sectPr>
       <w:pgSz w:w="11906" w:h="16838"/>

--- a/Editable Word files/Week 11-Design Patterns.docx
+++ b/Editable Word files/Week 11-Design Patterns.docx
@@ -4,6 +4,7 @@
   <w:body>
     <w:p>
       <w:pPr>
+        <w:jc w:val="center"/>
         <w:rPr>
           <w:sz w:val="30"/>
           <w:lang w:val="en-DE"/>
@@ -16,80 +17,7 @@
           <w:u w:val="thick"/>
           <w:lang w:val="en-DE"/>
         </w:rPr>
-        <w:t xml:space="preserve">Factory Method </w:t>
-      </w:r>
-      <w:proofErr w:type="gramStart"/>
-      <w:r>
-        <w:rPr>
-          <w:b/>
-          <w:sz w:val="30"/>
-          <w:u w:val="thick"/>
-          <w:lang w:val="en-DE"/>
-        </w:rPr>
-        <w:t>Pattern</w:t>
-      </w:r>
-      <w:r>
-        <w:rPr>
-          <w:sz w:val="30"/>
-          <w:lang w:val="en-DE"/>
-        </w:rPr>
-        <w:t xml:space="preserve">  (</w:t>
-      </w:r>
-      <w:proofErr w:type="gramEnd"/>
-      <w:r>
-        <w:rPr>
-          <w:sz w:val="30"/>
-          <w:lang w:val="en-DE"/>
-        </w:rPr>
-        <w:t xml:space="preserve">Done by </w:t>
-      </w:r>
-      <w:proofErr w:type="spellStart"/>
-      <w:r>
-        <w:rPr>
-          <w:sz w:val="30"/>
-          <w:lang w:val="en-DE"/>
-        </w:rPr>
-        <w:t>Ledio</w:t>
-      </w:r>
-      <w:proofErr w:type="spellEnd"/>
-      <w:r>
-        <w:rPr>
-          <w:sz w:val="30"/>
-          <w:lang w:val="en-DE"/>
-        </w:rPr>
-        <w:t xml:space="preserve"> </w:t>
-      </w:r>
-      <w:proofErr w:type="spellStart"/>
-      <w:r>
-        <w:rPr>
-          <w:sz w:val="30"/>
-          <w:lang w:val="en-DE"/>
-        </w:rPr>
-        <w:t>Tafciu</w:t>
-      </w:r>
-      <w:proofErr w:type="spellEnd"/>
-      <w:r>
-        <w:rPr>
-          <w:sz w:val="30"/>
-          <w:lang w:val="en-DE"/>
-        </w:rPr>
-        <w:t xml:space="preserve"> and Anisa </w:t>
-      </w:r>
-      <w:proofErr w:type="spellStart"/>
-      <w:r>
-        <w:rPr>
-          <w:sz w:val="30"/>
-          <w:lang w:val="en-DE"/>
-        </w:rPr>
-        <w:t>Domi</w:t>
-      </w:r>
-      <w:proofErr w:type="spellEnd"/>
-      <w:r>
-        <w:rPr>
-          <w:sz w:val="30"/>
-          <w:lang w:val="en-DE"/>
-        </w:rPr>
-        <w:t>)</w:t>
+        <w:t>Factory Method Pattern</w:t>
       </w:r>
     </w:p>
     <w:p>
@@ -99,9 +27,11 @@
           <w:lang w:val="en-DE"/>
         </w:rPr>
       </w:pPr>
+      <w:bookmarkStart w:id="0" w:name="_GoBack"/>
       <w:r>
         <w:rPr>
           <w:noProof/>
+          <w:u w:val="single"/>
         </w:rPr>
         <w:drawing>
           <wp:anchor distT="0" distB="0" distL="114300" distR="114300" simplePos="0" relativeHeight="251659264" behindDoc="0" locked="0" layoutInCell="1" allowOverlap="1" wp14:anchorId="554554A9" wp14:editId="3803143D">
@@ -129,7 +59,7 @@
                     </pic:cNvPicPr>
                   </pic:nvPicPr>
                   <pic:blipFill>
-                    <a:blip r:embed="rId4">
+                    <a:blip r:embed="rId5">
                       <a:extLst>
                         <a:ext uri="{28A0092B-C50C-407E-A947-70E740481C1C}">
                           <a14:useLocalDpi xmlns:a14="http://schemas.microsoft.com/office/drawing/2010/main" val="0"/>
@@ -169,10 +99,12 @@
       <w:r>
         <w:rPr>
           <w:b/>
+          <w:u w:val="single"/>
           <w:lang w:val="en-DE"/>
         </w:rPr>
         <w:t>Justifying the design pattern presence</w:t>
       </w:r>
+      <w:bookmarkEnd w:id="0"/>
       <w:r>
         <w:rPr>
           <w:lang w:val="en-DE"/>
@@ -261,309 +193,287 @@
         <w:lastRenderedPageBreak/>
         <w:t>Chain of Responsibility Pattern</w:t>
       </w:r>
-      <w:r>
-        <w:rPr>
-          <w:b/>
-          <w:sz w:val="26"/>
-          <w:u w:val="thick"/>
-          <w:lang w:val="en-DE"/>
-        </w:rPr>
-        <w:t>.</w:t>
-      </w:r>
-      <w:r>
-        <w:rPr>
-          <w:sz w:val="26"/>
-          <w:u w:val="thick"/>
-          <w:lang w:val="en-DE"/>
-        </w:rPr>
-        <w:t xml:space="preserve">  </w:t>
-      </w:r>
-      <w:r>
-        <w:rPr>
-          <w:sz w:val="26"/>
-          <w:lang w:val="en-DE"/>
-        </w:rPr>
-        <w:t xml:space="preserve">(Done by Kevin </w:t>
-      </w:r>
-      <w:proofErr w:type="spellStart"/>
-      <w:r>
-        <w:rPr>
-          <w:sz w:val="26"/>
-          <w:lang w:val="en-DE"/>
-        </w:rPr>
-        <w:t>Muho</w:t>
-      </w:r>
-      <w:proofErr w:type="spellEnd"/>
-      <w:r>
-        <w:rPr>
-          <w:sz w:val="26"/>
-          <w:lang w:val="en-DE"/>
-        </w:rPr>
-        <w:t xml:space="preserve">, Matias Bali, </w:t>
-      </w:r>
-      <w:proofErr w:type="spellStart"/>
-      <w:r>
-        <w:rPr>
-          <w:sz w:val="26"/>
-          <w:lang w:val="en-DE"/>
-        </w:rPr>
-        <w:t>Ornelt</w:t>
-      </w:r>
-      <w:proofErr w:type="spellEnd"/>
-      <w:r>
-        <w:rPr>
-          <w:sz w:val="26"/>
-          <w:lang w:val="en-DE"/>
-        </w:rPr>
-        <w:t xml:space="preserve"> </w:t>
-      </w:r>
-      <w:proofErr w:type="spellStart"/>
-      <w:r>
-        <w:rPr>
-          <w:sz w:val="26"/>
-          <w:lang w:val="en-DE"/>
-        </w:rPr>
-        <w:t>Lemellari</w:t>
-      </w:r>
-      <w:proofErr w:type="spellEnd"/>
-      <w:r>
-        <w:rPr>
-          <w:sz w:val="26"/>
-          <w:lang w:val="en-DE"/>
-        </w:rPr>
-        <w:t>)</w:t>
-      </w:r>
     </w:p>
     <w:p>
       <w:pPr>
-        <w:ind w:left="-1134" w:right="-1134"/>
-        <w:rPr>
-          <w:sz w:val="30"/>
-          <w:lang w:val="en-DE"/>
-        </w:rPr>
-      </w:pPr>
-      <w:r>
-        <w:rPr>
+        <w:pStyle w:val="NormalWeb"/>
+        <w:ind w:left="-1191"/>
+        <w:rPr>
+          <w:rFonts w:asciiTheme="majorHAnsi" w:hAnsiTheme="majorHAnsi"/>
+          <w:sz w:val="22"/>
+          <w:szCs w:val="22"/>
+        </w:rPr>
+      </w:pPr>
+      <w:r>
+        <w:rPr>
+          <w:rFonts w:asciiTheme="majorHAnsi" w:hAnsiTheme="majorHAnsi"/>
           <w:b/>
+          <w:sz w:val="22"/>
+          <w:szCs w:val="22"/>
+          <w:u w:val="single"/>
           <w:lang w:val="en-DE"/>
         </w:rPr>
         <w:t>Justifying the design pattern presence</w:t>
       </w:r>
       <w:r>
         <w:rPr>
-          <w:sz w:val="30"/>
+          <w:rFonts w:asciiTheme="majorHAnsi" w:hAnsiTheme="majorHAnsi"/>
+          <w:sz w:val="22"/>
+          <w:szCs w:val="22"/>
           <w:lang w:val="en-DE"/>
         </w:rPr>
         <w:sym w:font="Wingdings" w:char="F0E8"/>
       </w:r>
       <w:r>
         <w:rPr>
-          <w:sz w:val="20"/>
-        </w:rPr>
-        <w:t xml:space="preserve">It is justified by the functional requirements where HR manages </w:t>
-      </w:r>
-      <w:proofErr w:type="gramStart"/>
-      <w:r>
-        <w:rPr>
-          <w:sz w:val="20"/>
-        </w:rPr>
-        <w:t>complaints</w:t>
-      </w:r>
-      <w:r>
-        <w:rPr>
-          <w:sz w:val="20"/>
-          <w:lang w:val="en-DE"/>
-        </w:rPr>
-        <w:t>(</w:t>
-      </w:r>
-      <w:proofErr w:type="gramEnd"/>
-      <w:r>
-        <w:rPr>
-          <w:sz w:val="20"/>
-          <w:lang w:val="en-DE"/>
-        </w:rPr>
-        <w:t>FR38)</w:t>
-      </w:r>
-      <w:r>
-        <w:rPr>
-          <w:sz w:val="20"/>
-        </w:rPr>
-        <w:t>, Managers review unresolved complaints</w:t>
-      </w:r>
-      <w:r>
-        <w:rPr>
-          <w:sz w:val="20"/>
-          <w:lang w:val="en-DE"/>
-        </w:rPr>
-        <w:t>(FR33)</w:t>
-      </w:r>
-      <w:r>
-        <w:rPr>
-          <w:sz w:val="20"/>
-        </w:rPr>
-        <w:t>, and Administrators handle disputes and system-level issues</w:t>
-      </w:r>
-      <w:r>
-        <w:rPr>
-          <w:sz w:val="20"/>
-          <w:lang w:val="en-DE"/>
-        </w:rPr>
-        <w:t>(FR26)</w:t>
-      </w:r>
-      <w:r>
-        <w:rPr>
-          <w:sz w:val="20"/>
-        </w:rPr>
-        <w:t xml:space="preserve">.Each handler attempts to resolve the complaint. If the complaint cannot be handled at the current level, it is forwarded to the next responsible handler in the chain. </w:t>
-      </w:r>
-      <w:r>
-        <w:rPr>
-          <w:sz w:val="30"/>
-          <w:lang w:val="en-DE"/>
-        </w:rPr>
-        <w:br/>
-      </w:r>
-      <w:r>
-        <w:rPr>
-          <w:sz w:val="20"/>
-          <w:lang w:val="en-DE"/>
-        </w:rPr>
-        <w:t>Complaint escalation chain: HR → Manager → Administrator</w:t>
-      </w:r>
-      <w:r>
-        <w:rPr>
-          <w:sz w:val="20"/>
-          <w:lang w:val="en-DE"/>
-        </w:rPr>
-        <w:t>.</w:t>
-      </w:r>
-      <w:r>
-        <w:rPr>
-          <w:sz w:val="20"/>
-          <w:lang w:val="en-DE"/>
-        </w:rPr>
-        <w:br/>
-      </w:r>
-      <w:r>
-        <w:rPr>
-          <w:sz w:val="20"/>
-          <w:lang w:val="en-DE"/>
-        </w:rPr>
-        <w:t xml:space="preserve">If HR cannot resolve the complaint, it forwards the complaint to the </w:t>
-      </w:r>
-      <w:proofErr w:type="spellStart"/>
-      <w:r>
-        <w:rPr>
-          <w:sz w:val="20"/>
-          <w:lang w:val="en-DE"/>
-        </w:rPr>
-        <w:t>Manager.If</w:t>
-      </w:r>
-      <w:proofErr w:type="spellEnd"/>
-      <w:r>
-        <w:rPr>
-          <w:sz w:val="20"/>
-          <w:lang w:val="en-DE"/>
-        </w:rPr>
-        <w:t xml:space="preserve"> the Manager cannot resolve it, the complaint is forwarded to the </w:t>
-      </w:r>
-      <w:proofErr w:type="spellStart"/>
-      <w:r>
-        <w:rPr>
-          <w:sz w:val="20"/>
-          <w:lang w:val="en-DE"/>
-        </w:rPr>
-        <w:t>Administrator.The</w:t>
-      </w:r>
-      <w:proofErr w:type="spellEnd"/>
-      <w:r>
-        <w:rPr>
-          <w:sz w:val="20"/>
-          <w:lang w:val="en-DE"/>
-        </w:rPr>
-        <w:t xml:space="preserve"> Administrator acts as the final handler in the chain.</w:t>
+          <w:rFonts w:asciiTheme="majorHAnsi" w:hAnsiTheme="majorHAnsi"/>
+          <w:sz w:val="22"/>
+          <w:szCs w:val="22"/>
+        </w:rPr>
+        <w:t xml:space="preserve">The </w:t>
+      </w:r>
+      <w:r>
+        <w:rPr>
+          <w:rFonts w:asciiTheme="majorHAnsi" w:hAnsiTheme="majorHAnsi"/>
+          <w:iCs/>
+          <w:sz w:val="22"/>
+          <w:szCs w:val="22"/>
+        </w:rPr>
+        <w:t>Chain of Responsibility Pattern</w:t>
+      </w:r>
+      <w:r>
+        <w:rPr>
+          <w:rFonts w:asciiTheme="majorHAnsi" w:hAnsiTheme="majorHAnsi"/>
+          <w:sz w:val="22"/>
+          <w:szCs w:val="22"/>
+        </w:rPr>
+        <w:t xml:space="preserve"> is used in the system to automatically process complaints through multiple handling stages without placing all complaint logic in one class.</w:t>
       </w:r>
     </w:p>
     <w:p>
       <w:pPr>
-        <w:ind w:left="-567" w:right="-567"/>
-        <w:rPr>
-          <w:sz w:val="20"/>
-          <w:lang w:val="en-DE"/>
-        </w:rPr>
-      </w:pPr>
+        <w:spacing w:before="100" w:beforeAutospacing="1" w:after="100" w:afterAutospacing="1" w:line="240" w:lineRule="auto"/>
+        <w:ind w:left="-1191"/>
+        <w:rPr>
+          <w:rFonts w:asciiTheme="majorHAnsi" w:eastAsia="Times New Roman" w:hAnsiTheme="majorHAnsi" w:cs="Times New Roman"/>
+          <w:lang w:eastAsia="en-GB"/>
+          <w14:ligatures w14:val="none"/>
+        </w:rPr>
+      </w:pPr>
+      <w:r>
+        <w:rPr>
+          <w:rFonts w:asciiTheme="majorHAnsi" w:eastAsia="Times New Roman" w:hAnsiTheme="majorHAnsi" w:cs="Times New Roman"/>
+          <w:b/>
+          <w:lang w:eastAsia="en-GB"/>
+          <w14:ligatures w14:val="none"/>
+        </w:rPr>
+        <w:t>In this design:</w:t>
+      </w:r>
+      <w:r>
+        <w:rPr>
+          <w:rFonts w:asciiTheme="majorHAnsi" w:eastAsia="Times New Roman" w:hAnsiTheme="majorHAnsi" w:cs="Times New Roman"/>
+          <w:lang w:eastAsia="en-GB"/>
+          <w14:ligatures w14:val="none"/>
+        </w:rPr>
+        <w:br/>
+      </w:r>
+      <w:proofErr w:type="spellStart"/>
+      <w:r>
+        <w:rPr>
+          <w:rFonts w:asciiTheme="majorHAnsi" w:eastAsia="Times New Roman" w:hAnsiTheme="majorHAnsi" w:cs="Courier New"/>
+          <w:lang w:eastAsia="en-GB"/>
+          <w14:ligatures w14:val="none"/>
+        </w:rPr>
+        <w:t>ComplaintHandler</w:t>
+      </w:r>
+      <w:proofErr w:type="spellEnd"/>
+      <w:r>
+        <w:rPr>
+          <w:rFonts w:asciiTheme="majorHAnsi" w:eastAsia="Times New Roman" w:hAnsiTheme="majorHAnsi" w:cs="Times New Roman"/>
+          <w:lang w:eastAsia="en-GB"/>
+          <w14:ligatures w14:val="none"/>
+        </w:rPr>
+        <w:t xml:space="preserve"> acts as the abstract handler and stores </w:t>
+      </w:r>
+      <w:proofErr w:type="spellStart"/>
+      <w:r>
+        <w:rPr>
+          <w:rFonts w:asciiTheme="majorHAnsi" w:eastAsia="Times New Roman" w:hAnsiTheme="majorHAnsi" w:cs="Courier New"/>
+          <w:lang w:eastAsia="en-GB"/>
+          <w14:ligatures w14:val="none"/>
+        </w:rPr>
+        <w:t>nextHandler</w:t>
+      </w:r>
+      <w:proofErr w:type="spellEnd"/>
+      <w:r>
+        <w:rPr>
+          <w:rFonts w:asciiTheme="majorHAnsi" w:eastAsia="Times New Roman" w:hAnsiTheme="majorHAnsi" w:cs="Times New Roman"/>
+          <w:lang w:eastAsia="en-GB"/>
+          <w14:ligatures w14:val="none"/>
+        </w:rPr>
+        <w:t>.</w:t>
+      </w:r>
+      <w:r>
+        <w:rPr>
+          <w:rFonts w:asciiTheme="majorHAnsi" w:eastAsia="Times New Roman" w:hAnsiTheme="majorHAnsi" w:cs="Times New Roman"/>
+          <w:lang w:eastAsia="en-GB"/>
+          <w14:ligatures w14:val="none"/>
+        </w:rPr>
+        <w:br/>
+      </w:r>
+      <w:proofErr w:type="spellStart"/>
+      <w:r>
+        <w:rPr>
+          <w:rFonts w:asciiTheme="majorHAnsi" w:eastAsia="Times New Roman" w:hAnsiTheme="majorHAnsi" w:cs="Courier New"/>
+          <w:lang w:eastAsia="en-GB"/>
+          <w14:ligatures w14:val="none"/>
+        </w:rPr>
+        <w:t>ValidationHandler</w:t>
+      </w:r>
+      <w:proofErr w:type="spellEnd"/>
+      <w:r>
+        <w:rPr>
+          <w:rFonts w:asciiTheme="majorHAnsi" w:eastAsia="Times New Roman" w:hAnsiTheme="majorHAnsi" w:cs="Times New Roman"/>
+          <w:lang w:eastAsia="en-GB"/>
+          <w14:ligatures w14:val="none"/>
+        </w:rPr>
+        <w:t xml:space="preserve">, </w:t>
+      </w:r>
+      <w:proofErr w:type="spellStart"/>
+      <w:r>
+        <w:rPr>
+          <w:rFonts w:asciiTheme="majorHAnsi" w:eastAsia="Times New Roman" w:hAnsiTheme="majorHAnsi" w:cs="Courier New"/>
+          <w:lang w:eastAsia="en-GB"/>
+          <w14:ligatures w14:val="none"/>
+        </w:rPr>
+        <w:t>PriorityHandler</w:t>
+      </w:r>
+      <w:proofErr w:type="spellEnd"/>
+      <w:r>
+        <w:rPr>
+          <w:rFonts w:asciiTheme="majorHAnsi" w:eastAsia="Times New Roman" w:hAnsiTheme="majorHAnsi" w:cs="Times New Roman"/>
+          <w:lang w:eastAsia="en-GB"/>
+          <w14:ligatures w14:val="none"/>
+        </w:rPr>
+        <w:t xml:space="preserve">, </w:t>
+      </w:r>
+      <w:proofErr w:type="spellStart"/>
+      <w:r>
+        <w:rPr>
+          <w:rFonts w:asciiTheme="majorHAnsi" w:eastAsia="Times New Roman" w:hAnsiTheme="majorHAnsi" w:cs="Courier New"/>
+          <w:lang w:eastAsia="en-GB"/>
+          <w14:ligatures w14:val="none"/>
+        </w:rPr>
+        <w:t>DuplicateComplaintHandler</w:t>
+      </w:r>
+      <w:proofErr w:type="spellEnd"/>
+      <w:r>
+        <w:rPr>
+          <w:rFonts w:asciiTheme="majorHAnsi" w:eastAsia="Times New Roman" w:hAnsiTheme="majorHAnsi" w:cs="Times New Roman"/>
+          <w:lang w:eastAsia="en-GB"/>
+          <w14:ligatures w14:val="none"/>
+        </w:rPr>
+        <w:t xml:space="preserve">, </w:t>
+      </w:r>
+      <w:proofErr w:type="spellStart"/>
+      <w:r>
+        <w:rPr>
+          <w:rFonts w:asciiTheme="majorHAnsi" w:eastAsia="Times New Roman" w:hAnsiTheme="majorHAnsi" w:cs="Courier New"/>
+          <w:lang w:eastAsia="en-GB"/>
+          <w14:ligatures w14:val="none"/>
+        </w:rPr>
+        <w:t>AutoResolutionHandler</w:t>
+      </w:r>
+      <w:proofErr w:type="spellEnd"/>
+      <w:r>
+        <w:rPr>
+          <w:rFonts w:asciiTheme="majorHAnsi" w:eastAsia="Times New Roman" w:hAnsiTheme="majorHAnsi" w:cs="Times New Roman"/>
+          <w:lang w:eastAsia="en-GB"/>
+          <w14:ligatures w14:val="none"/>
+        </w:rPr>
+        <w:t xml:space="preserve">, and </w:t>
+      </w:r>
+      <w:proofErr w:type="spellStart"/>
+      <w:r>
+        <w:rPr>
+          <w:rFonts w:asciiTheme="majorHAnsi" w:eastAsia="Times New Roman" w:hAnsiTheme="majorHAnsi" w:cs="Courier New"/>
+          <w:lang w:eastAsia="en-GB"/>
+          <w14:ligatures w14:val="none"/>
+        </w:rPr>
+        <w:t>EscalationHandler</w:t>
+      </w:r>
+      <w:proofErr w:type="spellEnd"/>
+      <w:r>
+        <w:rPr>
+          <w:rFonts w:asciiTheme="majorHAnsi" w:eastAsia="Times New Roman" w:hAnsiTheme="majorHAnsi" w:cs="Times New Roman"/>
+          <w:lang w:eastAsia="en-GB"/>
+          <w14:ligatures w14:val="none"/>
+        </w:rPr>
+        <w:t xml:space="preserve"> act as concrete </w:t>
+      </w:r>
       <w:proofErr w:type="spellStart"/>
       <w:proofErr w:type="gramStart"/>
       <w:r>
         <w:rPr>
-          <w:sz w:val="20"/>
-          <w:lang w:val="en-DE"/>
-        </w:rPr>
-        <w:t>HR.nextHandler</w:t>
+          <w:rFonts w:asciiTheme="majorHAnsi" w:eastAsia="Times New Roman" w:hAnsiTheme="majorHAnsi" w:cs="Times New Roman"/>
+          <w:lang w:eastAsia="en-GB"/>
+          <w14:ligatures w14:val="none"/>
+        </w:rPr>
+        <w:t>handlers.</w:t>
+      </w:r>
+      <w:r>
+        <w:rPr>
+          <w:rFonts w:asciiTheme="majorHAnsi" w:eastAsia="Times New Roman" w:hAnsiTheme="majorHAnsi" w:cs="Courier New"/>
+          <w:lang w:eastAsia="en-GB"/>
+          <w14:ligatures w14:val="none"/>
+        </w:rPr>
+        <w:t>Complaint</w:t>
       </w:r>
       <w:proofErr w:type="spellEnd"/>
       <w:proofErr w:type="gramEnd"/>
       <w:r>
         <w:rPr>
-          <w:sz w:val="20"/>
-          <w:lang w:val="en-DE"/>
-        </w:rPr>
-        <w:t xml:space="preserve"> = Manager</w:t>
-      </w:r>
-      <w:r>
-        <w:rPr>
-          <w:sz w:val="20"/>
-          <w:lang w:val="en-DE"/>
-        </w:rPr>
-        <w:t xml:space="preserve">                </w:t>
+          <w:rFonts w:asciiTheme="majorHAnsi" w:eastAsia="Times New Roman" w:hAnsiTheme="majorHAnsi" w:cs="Times New Roman"/>
+          <w:lang w:eastAsia="en-GB"/>
+          <w14:ligatures w14:val="none"/>
+        </w:rPr>
+        <w:t xml:space="preserve"> is the request object passed through the </w:t>
       </w:r>
       <w:proofErr w:type="spellStart"/>
       <w:r>
         <w:rPr>
-          <w:sz w:val="20"/>
-          <w:lang w:val="en-DE"/>
-        </w:rPr>
-        <w:t>Manager.nextHandler</w:t>
+          <w:rFonts w:asciiTheme="majorHAnsi" w:eastAsia="Times New Roman" w:hAnsiTheme="majorHAnsi" w:cs="Times New Roman"/>
+          <w:lang w:eastAsia="en-GB"/>
+          <w14:ligatures w14:val="none"/>
+        </w:rPr>
+        <w:t>chain.</w:t>
+      </w:r>
+      <w:r>
+        <w:rPr>
+          <w:rFonts w:asciiTheme="majorHAnsi" w:eastAsia="Times New Roman" w:hAnsiTheme="majorHAnsi" w:cs="Courier New"/>
+          <w:lang w:eastAsia="en-GB"/>
+          <w14:ligatures w14:val="none"/>
+        </w:rPr>
+        <w:t>IssueResolution</w:t>
       </w:r>
       <w:proofErr w:type="spellEnd"/>
       <w:r>
         <w:rPr>
-          <w:sz w:val="20"/>
-          <w:lang w:val="en-DE"/>
-        </w:rPr>
-        <w:t xml:space="preserve"> = Administrator</w:t>
-      </w:r>
-      <w:r>
-        <w:rPr>
-          <w:sz w:val="20"/>
-          <w:lang w:val="en-DE"/>
-        </w:rPr>
-        <w:t xml:space="preserve">                 </w:t>
-      </w:r>
-      <w:proofErr w:type="spellStart"/>
-      <w:r>
-        <w:rPr>
-          <w:sz w:val="20"/>
-          <w:lang w:val="en-DE"/>
-        </w:rPr>
-        <w:t>Administrator.nextHandler</w:t>
-      </w:r>
-      <w:proofErr w:type="spellEnd"/>
-      <w:r>
-        <w:rPr>
-          <w:sz w:val="20"/>
-          <w:lang w:val="en-DE"/>
-        </w:rPr>
-        <w:t xml:space="preserve"> = null</w:t>
+          <w:rFonts w:asciiTheme="majorHAnsi" w:eastAsia="Times New Roman" w:hAnsiTheme="majorHAnsi" w:cs="Times New Roman"/>
+          <w:lang w:eastAsia="en-GB"/>
+          <w14:ligatures w14:val="none"/>
+        </w:rPr>
+        <w:t xml:space="preserve"> stores the final resolution details.</w:t>
       </w:r>
     </w:p>
     <w:p>
       <w:pPr>
-        <w:rPr>
-          <w:b/>
-          <w:sz w:val="30"/>
-          <w:u w:val="thick"/>
-          <w:lang w:val="en-DE"/>
+        <w:spacing w:before="100" w:beforeAutospacing="1" w:after="100" w:afterAutospacing="1" w:line="240" w:lineRule="auto"/>
+        <w:ind w:left="-1191"/>
+        <w:rPr>
+          <w:rFonts w:asciiTheme="majorHAnsi" w:eastAsia="Times New Roman" w:hAnsiTheme="majorHAnsi" w:cs="Times New Roman"/>
+          <w:lang w:eastAsia="en-GB"/>
+          <w14:ligatures w14:val="none"/>
         </w:rPr>
       </w:pPr>
       <w:r>
@@ -571,18 +481,18 @@
           <w:noProof/>
         </w:rPr>
         <w:drawing>
-          <wp:anchor distT="0" distB="0" distL="114300" distR="114300" simplePos="0" relativeHeight="251658240" behindDoc="0" locked="0" layoutInCell="1" allowOverlap="1" wp14:anchorId="0827CFD4" wp14:editId="37CEBF1C">
+          <wp:anchor distT="0" distB="0" distL="114300" distR="114300" simplePos="0" relativeHeight="251661312" behindDoc="0" locked="0" layoutInCell="1" allowOverlap="1" wp14:anchorId="7EFE09AC" wp14:editId="0B6E7C36">
             <wp:simplePos x="0" y="0"/>
-            <wp:positionH relativeFrom="margin">
-              <wp:posOffset>-416968</wp:posOffset>
+            <wp:positionH relativeFrom="column">
+              <wp:posOffset>-839470</wp:posOffset>
             </wp:positionH>
-            <wp:positionV relativeFrom="page">
-              <wp:posOffset>2999573</wp:posOffset>
+            <wp:positionV relativeFrom="paragraph">
+              <wp:posOffset>1071880</wp:posOffset>
             </wp:positionV>
-            <wp:extent cx="6426200" cy="6652260"/>
-            <wp:effectExtent l="0" t="0" r="0" b="0"/>
+            <wp:extent cx="7401560" cy="5822315"/>
+            <wp:effectExtent l="0" t="0" r="8890" b="6985"/>
             <wp:wrapTopAndBottom/>
-            <wp:docPr id="2" name="Picture 2"/>
+            <wp:docPr id="4" name="Picture 4"/>
             <wp:cNvGraphicFramePr>
               <a:graphicFrameLocks xmlns:a="http://schemas.openxmlformats.org/drawingml/2006/main" noChangeAspect="1"/>
             </wp:cNvGraphicFramePr>
@@ -596,7 +506,7 @@
                     </pic:cNvPicPr>
                   </pic:nvPicPr>
                   <pic:blipFill>
-                    <a:blip r:embed="rId5">
+                    <a:blip r:embed="rId6">
                       <a:extLst>
                         <a:ext uri="{28A0092B-C50C-407E-A947-70E740481C1C}">
                           <a14:useLocalDpi xmlns:a14="http://schemas.microsoft.com/office/drawing/2010/main" val="0"/>
@@ -611,7 +521,7 @@
                   <pic:spPr bwMode="auto">
                     <a:xfrm>
                       <a:off x="0" y="0"/>
-                      <a:ext cx="6426200" cy="6652260"/>
+                      <a:ext cx="7401560" cy="5822315"/>
                     </a:xfrm>
                     <a:prstGeom prst="rect">
                       <a:avLst/>
@@ -633,117 +543,182 @@
           </wp:anchor>
         </w:drawing>
       </w:r>
+      <w:r>
+        <w:rPr>
+          <w:rFonts w:asciiTheme="majorHAnsi" w:eastAsia="Times New Roman" w:hAnsiTheme="majorHAnsi" w:cs="Times New Roman"/>
+          <w:b/>
+          <w:lang w:eastAsia="en-GB"/>
+          <w14:ligatures w14:val="none"/>
+        </w:rPr>
+        <w:t>For example:</w:t>
+      </w:r>
+      <w:r>
+        <w:rPr>
+          <w:rFonts w:asciiTheme="majorHAnsi" w:eastAsia="Times New Roman" w:hAnsiTheme="majorHAnsi" w:cs="Times New Roman"/>
+          <w:lang w:eastAsia="en-GB"/>
+          <w14:ligatures w14:val="none"/>
+        </w:rPr>
+        <w:br/>
+      </w:r>
+      <w:r>
+        <w:rPr>
+          <w:rFonts w:asciiTheme="majorHAnsi" w:eastAsia="Times New Roman" w:hAnsiTheme="majorHAnsi" w:cs="Times New Roman"/>
+          <w:lang w:eastAsia="en-GB"/>
+          <w14:ligatures w14:val="none"/>
+        </w:rPr>
+        <w:t xml:space="preserve">In </w:t>
+      </w:r>
+      <w:r>
+        <w:rPr>
+          <w:rFonts w:asciiTheme="majorHAnsi" w:eastAsia="Times New Roman" w:hAnsiTheme="majorHAnsi" w:cs="Times New Roman"/>
+          <w:bCs/>
+          <w:lang w:eastAsia="en-GB"/>
+          <w14:ligatures w14:val="none"/>
+        </w:rPr>
+        <w:t>FR38</w:t>
+      </w:r>
+      <w:r>
+        <w:rPr>
+          <w:rFonts w:asciiTheme="majorHAnsi" w:eastAsia="Times New Roman" w:hAnsiTheme="majorHAnsi" w:cs="Times New Roman"/>
+          <w:lang w:eastAsia="en-GB"/>
+          <w14:ligatures w14:val="none"/>
+        </w:rPr>
+        <w:t xml:space="preserve">, when HR manages complaints, the system first validates and categorizes the complaint automatically. </w:t>
+      </w:r>
+      <w:r>
+        <w:rPr>
+          <w:rFonts w:asciiTheme="majorHAnsi" w:eastAsia="Times New Roman" w:hAnsiTheme="majorHAnsi" w:cs="Times New Roman"/>
+          <w:lang w:eastAsia="en-GB"/>
+          <w14:ligatures w14:val="none"/>
+        </w:rPr>
+        <w:br/>
+      </w:r>
+      <w:r>
+        <w:rPr>
+          <w:rFonts w:asciiTheme="majorHAnsi" w:eastAsia="Times New Roman" w:hAnsiTheme="majorHAnsi" w:cs="Times New Roman"/>
+          <w:lang w:eastAsia="en-GB"/>
+          <w14:ligatures w14:val="none"/>
+        </w:rPr>
+        <w:t xml:space="preserve">In </w:t>
+      </w:r>
+      <w:r>
+        <w:rPr>
+          <w:rFonts w:asciiTheme="majorHAnsi" w:eastAsia="Times New Roman" w:hAnsiTheme="majorHAnsi" w:cs="Times New Roman"/>
+          <w:bCs/>
+          <w:lang w:eastAsia="en-GB"/>
+          <w14:ligatures w14:val="none"/>
+        </w:rPr>
+        <w:t>FR33</w:t>
+      </w:r>
+      <w:r>
+        <w:rPr>
+          <w:rFonts w:asciiTheme="majorHAnsi" w:eastAsia="Times New Roman" w:hAnsiTheme="majorHAnsi" w:cs="Times New Roman"/>
+          <w:lang w:eastAsia="en-GB"/>
+          <w14:ligatures w14:val="none"/>
+        </w:rPr>
+        <w:t xml:space="preserve">, if the complaint cannot be resolved automatically, it is escalated for manager review. </w:t>
+      </w:r>
+      <w:r>
+        <w:rPr>
+          <w:rFonts w:asciiTheme="majorHAnsi" w:eastAsia="Times New Roman" w:hAnsiTheme="majorHAnsi" w:cs="Times New Roman"/>
+          <w:lang w:eastAsia="en-GB"/>
+          <w14:ligatures w14:val="none"/>
+        </w:rPr>
+        <w:br/>
+      </w:r>
+      <w:r>
+        <w:rPr>
+          <w:rFonts w:asciiTheme="majorHAnsi" w:eastAsia="Times New Roman" w:hAnsiTheme="majorHAnsi" w:cs="Times New Roman"/>
+          <w:lang w:eastAsia="en-GB"/>
+          <w14:ligatures w14:val="none"/>
+        </w:rPr>
+        <w:t xml:space="preserve">In </w:t>
+      </w:r>
+      <w:r>
+        <w:rPr>
+          <w:rFonts w:asciiTheme="majorHAnsi" w:eastAsia="Times New Roman" w:hAnsiTheme="majorHAnsi" w:cs="Times New Roman"/>
+          <w:bCs/>
+          <w:lang w:eastAsia="en-GB"/>
+          <w14:ligatures w14:val="none"/>
+        </w:rPr>
+        <w:t>FR26</w:t>
+      </w:r>
+      <w:r>
+        <w:rPr>
+          <w:rFonts w:asciiTheme="majorHAnsi" w:eastAsia="Times New Roman" w:hAnsiTheme="majorHAnsi" w:cs="Times New Roman"/>
+          <w:lang w:eastAsia="en-GB"/>
+          <w14:ligatures w14:val="none"/>
+        </w:rPr>
+        <w:t xml:space="preserve">, unresolved or serious complaints can be escalated to the administrator as a dispute/system issue. </w:t>
+      </w:r>
     </w:p>
     <w:p>
       <w:pPr>
+        <w:jc w:val="center"/>
+        <w:rPr>
+          <w:sz w:val="30"/>
+          <w:lang w:val="en-DE"/>
+        </w:rPr>
+      </w:pPr>
+      <w:r>
         <w:rPr>
           <w:b/>
           <w:sz w:val="30"/>
           <w:u w:val="thick"/>
           <w:lang w:val="en-DE"/>
         </w:rPr>
-      </w:pPr>
-    </w:p>
-    <w:p>
-      <w:pPr>
+        <w:lastRenderedPageBreak/>
+        <w:t xml:space="preserve">Observer </w:t>
+      </w:r>
+      <w:r>
         <w:rPr>
           <w:b/>
           <w:sz w:val="30"/>
           <w:u w:val="thick"/>
           <w:lang w:val="en-DE"/>
         </w:rPr>
-      </w:pPr>
+        <w:t>Pattern</w:t>
+      </w:r>
     </w:p>
     <w:p>
       <w:pPr>
-        <w:rPr>
-          <w:sz w:val="30"/>
-          <w:lang w:val="en-DE"/>
-        </w:rPr>
-      </w:pPr>
-      <w:bookmarkStart w:id="0" w:name="_GoBack"/>
-      <w:bookmarkEnd w:id="0"/>
+        <w:ind w:left="-1191" w:right="-1417"/>
+        <w:rPr>
+          <w:lang w:val="en-DE"/>
+        </w:rPr>
+      </w:pPr>
       <w:r>
         <w:rPr>
           <w:b/>
-          <w:sz w:val="30"/>
-          <w:u w:val="thick"/>
-          <w:lang w:val="en-DE"/>
-        </w:rPr>
-        <w:t xml:space="preserve">Observer </w:t>
-      </w:r>
-      <w:proofErr w:type="gramStart"/>
-      <w:r>
-        <w:rPr>
-          <w:b/>
-          <w:sz w:val="30"/>
-          <w:u w:val="thick"/>
-          <w:lang w:val="en-DE"/>
-        </w:rPr>
-        <w:t>Pattern</w:t>
-      </w:r>
-      <w:r>
-        <w:rPr>
-          <w:sz w:val="30"/>
-          <w:lang w:val="en-DE"/>
-        </w:rPr>
-        <w:t xml:space="preserve">  (</w:t>
-      </w:r>
-      <w:proofErr w:type="gramEnd"/>
-      <w:r>
-        <w:rPr>
-          <w:sz w:val="30"/>
-          <w:lang w:val="en-DE"/>
-        </w:rPr>
-        <w:t xml:space="preserve">Done by </w:t>
-      </w:r>
-      <w:proofErr w:type="spellStart"/>
-      <w:r>
-        <w:rPr>
-          <w:sz w:val="30"/>
-          <w:lang w:val="en-DE"/>
-        </w:rPr>
-        <w:t>Haidi</w:t>
-      </w:r>
-      <w:proofErr w:type="spellEnd"/>
-      <w:r>
-        <w:rPr>
-          <w:sz w:val="30"/>
-          <w:lang w:val="en-DE"/>
-        </w:rPr>
-        <w:t xml:space="preserve"> Toto and </w:t>
-      </w:r>
-      <w:proofErr w:type="spellStart"/>
-      <w:r>
-        <w:rPr>
-          <w:sz w:val="30"/>
-          <w:lang w:val="en-DE"/>
-        </w:rPr>
-        <w:t>Desard</w:t>
-      </w:r>
-      <w:proofErr w:type="spellEnd"/>
-      <w:r>
-        <w:rPr>
-          <w:sz w:val="30"/>
+          <w:u w:val="single"/>
+          <w:lang w:val="en-DE"/>
+        </w:rPr>
+        <w:t>Justifying the design pattern presence</w:t>
+      </w:r>
+      <w:r>
+        <w:rPr>
+          <w:u w:val="single"/>
+          <w:lang w:val="en-DE"/>
+        </w:rPr>
+        <w:sym w:font="Wingdings" w:char="F0E8"/>
+      </w:r>
+      <w:r>
+        <w:rPr>
+          <w:lang w:val="en-DE"/>
+        </w:rPr>
+        <w:t>The Observer Pattern</w:t>
+      </w:r>
+      <w:r>
+        <w:rPr>
           <w:lang w:val="en-DE"/>
         </w:rPr>
         <w:t xml:space="preserve"> </w:t>
       </w:r>
-      <w:proofErr w:type="spellStart"/>
-      <w:r>
-        <w:rPr>
-          <w:sz w:val="30"/>
-          <w:lang w:val="en-DE"/>
-        </w:rPr>
-        <w:t>Lybeshari</w:t>
-      </w:r>
-      <w:proofErr w:type="spellEnd"/>
-      <w:r>
-        <w:rPr>
-          <w:sz w:val="30"/>
-          <w:lang w:val="en-DE"/>
-        </w:rPr>
-        <w:t>)</w:t>
+      <w:r>
+        <w:rPr>
+          <w:lang w:val="en-DE"/>
+        </w:rPr>
+        <w:t>is used in the system to automatically notify users when important events occur, such as rental request updates or payment completion.</w:t>
       </w:r>
     </w:p>
     <w:p>
@@ -758,19 +733,75 @@
           <w:b/>
           <w:lang w:val="en-DE"/>
         </w:rPr>
-        <w:t>Justifying the design pattern presence</w:t>
-      </w:r>
-      <w:r>
-        <w:rPr>
-          <w:lang w:val="en-DE"/>
-        </w:rPr>
-        <w:sym w:font="Wingdings" w:char="F0E8"/>
-      </w:r>
-      <w:r>
-        <w:rPr>
-          <w:lang w:val="en-DE"/>
-        </w:rPr>
-        <w:t>The *Observer Pattern* is used in the system to automatically notify users when important events occur, such as rental request updates or payment completion.</w:t>
+        <w:t>In this design:</w:t>
+      </w:r>
+      <w:r>
+        <w:rPr>
+          <w:lang w:val="en-DE"/>
+        </w:rPr>
+        <w:br/>
+      </w:r>
+      <w:proofErr w:type="spellStart"/>
+      <w:r>
+        <w:rPr>
+          <w:lang w:val="en-DE"/>
+        </w:rPr>
+        <w:t>RentalRequest</w:t>
+      </w:r>
+      <w:proofErr w:type="spellEnd"/>
+      <w:r>
+        <w:rPr>
+          <w:lang w:val="en-DE"/>
+        </w:rPr>
+        <w:t xml:space="preserve"> and Payment act as Subjects because their status can</w:t>
+      </w:r>
+      <w:r>
+        <w:rPr>
+          <w:lang w:val="en-DE"/>
+        </w:rPr>
+        <w:br/>
+        <w:t>change.</w:t>
+      </w:r>
+      <w:r>
+        <w:rPr>
+          <w:lang w:val="en-DE"/>
+        </w:rPr>
+        <w:br/>
+      </w:r>
+      <w:proofErr w:type="spellStart"/>
+      <w:r>
+        <w:rPr>
+          <w:lang w:val="en-DE"/>
+        </w:rPr>
+        <w:t>NotificationSystem</w:t>
+      </w:r>
+      <w:proofErr w:type="spellEnd"/>
+      <w:r>
+        <w:rPr>
+          <w:lang w:val="en-DE"/>
+        </w:rPr>
+        <w:t xml:space="preserve"> acts as the Observer, listening for these changes.</w:t>
+      </w:r>
+      <w:r>
+        <w:rPr>
+          <w:lang w:val="en-DE"/>
+        </w:rPr>
+        <w:br/>
+        <w:t xml:space="preserve">Tenant and </w:t>
+      </w:r>
+      <w:proofErr w:type="spellStart"/>
+      <w:r>
+        <w:rPr>
+          <w:lang w:val="en-DE"/>
+        </w:rPr>
+        <w:t>PropertyOwner</w:t>
+      </w:r>
+      <w:proofErr w:type="spellEnd"/>
+      <w:r>
+        <w:rPr>
+          <w:lang w:val="en-DE"/>
+        </w:rPr>
+        <w:t xml:space="preserve"> receive notifications about approvals, rejections, payments, and reminders.</w:t>
       </w:r>
     </w:p>
     <w:p>
@@ -782,88 +813,7 @@
       </w:pPr>
       <w:r>
         <w:rPr>
-          <w:lang w:val="en-DE"/>
-        </w:rPr>
-        <w:t>In this design:</w:t>
-      </w:r>
-      <w:r>
-        <w:rPr>
-          <w:lang w:val="en-DE"/>
-        </w:rPr>
-        <w:br/>
-      </w:r>
-      <w:proofErr w:type="spellStart"/>
-      <w:r>
-        <w:rPr>
-          <w:lang w:val="en-DE"/>
-        </w:rPr>
-        <w:t>RentalRequest</w:t>
-      </w:r>
-      <w:proofErr w:type="spellEnd"/>
-      <w:r>
-        <w:rPr>
-          <w:lang w:val="en-DE"/>
-        </w:rPr>
-        <w:t xml:space="preserve"> and Payment act as Subjects because their status can</w:t>
-      </w:r>
-      <w:r>
-        <w:rPr>
-          <w:lang w:val="en-DE"/>
-        </w:rPr>
-        <w:br/>
-        <w:t>change.</w:t>
-      </w:r>
-      <w:r>
-        <w:rPr>
-          <w:lang w:val="en-DE"/>
-        </w:rPr>
-        <w:br/>
-      </w:r>
-      <w:proofErr w:type="spellStart"/>
-      <w:r>
-        <w:rPr>
-          <w:lang w:val="en-DE"/>
-        </w:rPr>
-        <w:t>NotificationSystem</w:t>
-      </w:r>
-      <w:proofErr w:type="spellEnd"/>
-      <w:r>
-        <w:rPr>
-          <w:lang w:val="en-DE"/>
-        </w:rPr>
-        <w:t xml:space="preserve"> acts as the Observer, listening for these changes.</w:t>
-      </w:r>
-      <w:r>
-        <w:rPr>
-          <w:lang w:val="en-DE"/>
-        </w:rPr>
-        <w:br/>
-        <w:t xml:space="preserve">Tenant and </w:t>
-      </w:r>
-      <w:proofErr w:type="spellStart"/>
-      <w:r>
-        <w:rPr>
-          <w:lang w:val="en-DE"/>
-        </w:rPr>
-        <w:t>PropertyOwner</w:t>
-      </w:r>
-      <w:proofErr w:type="spellEnd"/>
-      <w:r>
-        <w:rPr>
-          <w:lang w:val="en-DE"/>
-        </w:rPr>
-        <w:t xml:space="preserve"> receive notifications about approvals, rejections, payments, and reminders.</w:t>
-      </w:r>
-    </w:p>
-    <w:p>
-      <w:pPr>
-        <w:ind w:left="-1191" w:right="-1417"/>
-        <w:rPr>
-          <w:lang w:val="en-DE"/>
-        </w:rPr>
-      </w:pPr>
-      <w:r>
-        <w:rPr>
+          <w:b/>
           <w:lang w:val="en-DE"/>
         </w:rPr>
         <w:t>For example:</w:t>
@@ -920,7 +870,7 @@
                     </pic:cNvPicPr>
                   </pic:nvPicPr>
                   <pic:blipFill>
-                    <a:blip r:embed="rId6">
+                    <a:blip r:embed="rId7">
                       <a:extLst>
                         <a:ext uri="{28A0092B-C50C-407E-A947-70E740481C1C}">
                           <a14:useLocalDpi xmlns:a14="http://schemas.microsoft.com/office/drawing/2010/main" val="0"/>
@@ -966,6 +916,163 @@
     </w:sectPr>
   </w:body>
 </w:document>
+</file>
+
+<file path=word/numbering.xml><?xml version="1.0" encoding="utf-8"?>
+<w:numbering xmlns:wpc="http://schemas.microsoft.com/office/word/2010/wordprocessingCanvas" xmlns:cx="http://schemas.microsoft.com/office/drawing/2014/chartex" xmlns:cx1="http://schemas.microsoft.com/office/drawing/2015/9/8/chartex" xmlns:cx2="http://schemas.microsoft.com/office/drawing/2015/10/21/chartex" xmlns:cx3="http://schemas.microsoft.com/office/drawing/2016/5/9/chartex" xmlns:cx4="http://schemas.microsoft.com/office/drawing/2016/5/10/chartex" xmlns:cx5="http://schemas.microsoft.com/office/drawing/2016/5/11/chartex" xmlns:cx6="http://schemas.microsoft.com/office/drawing/2016/5/12/chartex" xmlns:cx7="http://schemas.microsoft.com/office/drawing/2016/5/13/chartex" xmlns:cx8="http://schemas.microsoft.com/office/drawing/2016/5/14/chartex" xmlns:mc="http://schemas.openxmlformats.org/markup-compatibility/2006" xmlns:aink="http://schemas.microsoft.com/office/drawing/2016/ink" xmlns:am3d="http://schemas.microsoft.com/office/drawing/2017/model3d" xmlns:o="urn:schemas-microsoft-com:office:office" xmlns:r="http://schemas.openxmlformats.org/officeDocument/2006/relationships" xmlns:m="http://schemas.openxmlformats.org/officeDocument/2006/math" xmlns:v="urn:schemas-microsoft-com:vml" xmlns:wp14="http://schemas.microsoft.com/office/word/2010/wordprocessingDrawing" xmlns:wp="http://schemas.openxmlformats.org/drawingml/2006/wordprocessingDrawing" xmlns:w10="urn:schemas-microsoft-com:office:word" xmlns:w="http://schemas.openxmlformats.org/wordprocessingml/2006/main" xmlns:w14="http://schemas.microsoft.com/office/word/2010/wordml" xmlns:w15="http://schemas.microsoft.com/office/word/2012/wordml" xmlns:w16cid="http://schemas.microsoft.com/office/word/2016/wordml/cid" xmlns:w16se="http://schemas.microsoft.com/office/word/2015/wordml/symex" xmlns:wpg="http://schemas.microsoft.com/office/word/2010/wordprocessingGroup" xmlns:wpi="http://schemas.microsoft.com/office/word/2010/wordprocessingInk" xmlns:wne="http://schemas.microsoft.com/office/word/2006/wordml" xmlns:wps="http://schemas.microsoft.com/office/word/2010/wordprocessingShape" mc:Ignorable="w14 w15 w16se w16cid wp14">
+  <w:abstractNum w:abstractNumId="0" w15:restartNumberingAfterBreak="0">
+    <w:nsid w:val="74EE103B"/>
+    <w:multiLevelType w:val="multilevel"/>
+    <w:tmpl w:val="D6B44A3A"/>
+    <w:lvl w:ilvl="0">
+      <w:start w:val="1"/>
+      <w:numFmt w:val="bullet"/>
+      <w:lvlText w:val=""/>
+      <w:lvlJc w:val="left"/>
+      <w:pPr>
+        <w:tabs>
+          <w:tab w:val="num" w:pos="720"/>
+        </w:tabs>
+        <w:ind w:left="720" w:hanging="360"/>
+      </w:pPr>
+      <w:rPr>
+        <w:rFonts w:ascii="Symbol" w:hAnsi="Symbol" w:hint="default"/>
+        <w:sz w:val="20"/>
+      </w:rPr>
+    </w:lvl>
+    <w:lvl w:ilvl="1" w:tentative="1">
+      <w:start w:val="1"/>
+      <w:numFmt w:val="bullet"/>
+      <w:lvlText w:val="o"/>
+      <w:lvlJc w:val="left"/>
+      <w:pPr>
+        <w:tabs>
+          <w:tab w:val="num" w:pos="1440"/>
+        </w:tabs>
+        <w:ind w:left="1440" w:hanging="360"/>
+      </w:pPr>
+      <w:rPr>
+        <w:rFonts w:ascii="Courier New" w:hAnsi="Courier New" w:hint="default"/>
+        <w:sz w:val="20"/>
+      </w:rPr>
+    </w:lvl>
+    <w:lvl w:ilvl="2" w:tentative="1">
+      <w:start w:val="1"/>
+      <w:numFmt w:val="bullet"/>
+      <w:lvlText w:val=""/>
+      <w:lvlJc w:val="left"/>
+      <w:pPr>
+        <w:tabs>
+          <w:tab w:val="num" w:pos="2160"/>
+        </w:tabs>
+        <w:ind w:left="2160" w:hanging="360"/>
+      </w:pPr>
+      <w:rPr>
+        <w:rFonts w:ascii="Wingdings" w:hAnsi="Wingdings" w:hint="default"/>
+        <w:sz w:val="20"/>
+      </w:rPr>
+    </w:lvl>
+    <w:lvl w:ilvl="3" w:tentative="1">
+      <w:start w:val="1"/>
+      <w:numFmt w:val="bullet"/>
+      <w:lvlText w:val=""/>
+      <w:lvlJc w:val="left"/>
+      <w:pPr>
+        <w:tabs>
+          <w:tab w:val="num" w:pos="2880"/>
+        </w:tabs>
+        <w:ind w:left="2880" w:hanging="360"/>
+      </w:pPr>
+      <w:rPr>
+        <w:rFonts w:ascii="Wingdings" w:hAnsi="Wingdings" w:hint="default"/>
+        <w:sz w:val="20"/>
+      </w:rPr>
+    </w:lvl>
+    <w:lvl w:ilvl="4" w:tentative="1">
+      <w:start w:val="1"/>
+      <w:numFmt w:val="bullet"/>
+      <w:lvlText w:val=""/>
+      <w:lvlJc w:val="left"/>
+      <w:pPr>
+        <w:tabs>
+          <w:tab w:val="num" w:pos="3600"/>
+        </w:tabs>
+        <w:ind w:left="3600" w:hanging="360"/>
+      </w:pPr>
+      <w:rPr>
+        <w:rFonts w:ascii="Wingdings" w:hAnsi="Wingdings" w:hint="default"/>
+        <w:sz w:val="20"/>
+      </w:rPr>
+    </w:lvl>
+    <w:lvl w:ilvl="5" w:tentative="1">
+      <w:start w:val="1"/>
+      <w:numFmt w:val="bullet"/>
+      <w:lvlText w:val=""/>
+      <w:lvlJc w:val="left"/>
+      <w:pPr>
+        <w:tabs>
+          <w:tab w:val="num" w:pos="4320"/>
+        </w:tabs>
+        <w:ind w:left="4320" w:hanging="360"/>
+      </w:pPr>
+      <w:rPr>
+        <w:rFonts w:ascii="Wingdings" w:hAnsi="Wingdings" w:hint="default"/>
+        <w:sz w:val="20"/>
+      </w:rPr>
+    </w:lvl>
+    <w:lvl w:ilvl="6" w:tentative="1">
+      <w:start w:val="1"/>
+      <w:numFmt w:val="bullet"/>
+      <w:lvlText w:val=""/>
+      <w:lvlJc w:val="left"/>
+      <w:pPr>
+        <w:tabs>
+          <w:tab w:val="num" w:pos="5040"/>
+        </w:tabs>
+        <w:ind w:left="5040" w:hanging="360"/>
+      </w:pPr>
+      <w:rPr>
+        <w:rFonts w:ascii="Wingdings" w:hAnsi="Wingdings" w:hint="default"/>
+        <w:sz w:val="20"/>
+      </w:rPr>
+    </w:lvl>
+    <w:lvl w:ilvl="7" w:tentative="1">
+      <w:start w:val="1"/>
+      <w:numFmt w:val="bullet"/>
+      <w:lvlText w:val=""/>
+      <w:lvlJc w:val="left"/>
+      <w:pPr>
+        <w:tabs>
+          <w:tab w:val="num" w:pos="5760"/>
+        </w:tabs>
+        <w:ind w:left="5760" w:hanging="360"/>
+      </w:pPr>
+      <w:rPr>
+        <w:rFonts w:ascii="Wingdings" w:hAnsi="Wingdings" w:hint="default"/>
+        <w:sz w:val="20"/>
+      </w:rPr>
+    </w:lvl>
+    <w:lvl w:ilvl="8" w:tentative="1">
+      <w:start w:val="1"/>
+      <w:numFmt w:val="bullet"/>
+      <w:lvlText w:val=""/>
+      <w:lvlJc w:val="left"/>
+      <w:pPr>
+        <w:tabs>
+          <w:tab w:val="num" w:pos="6480"/>
+        </w:tabs>
+        <w:ind w:left="6480" w:hanging="360"/>
+      </w:pPr>
+      <w:rPr>
+        <w:rFonts w:ascii="Wingdings" w:hAnsi="Wingdings" w:hint="default"/>
+        <w:sz w:val="20"/>
+      </w:rPr>
+    </w:lvl>
+  </w:abstractNum>
+  <w:num w:numId="1">
+    <w:abstractNumId w:val="0"/>
+  </w:num>
+</w:numbering>
 </file>
 
 <file path=word/styles.xml><?xml version="1.0" encoding="utf-8"?>
@@ -1394,6 +1501,59 @@
     <w:semiHidden/>
     <w:unhideWhenUsed/>
   </w:style>
+  <w:style w:type="paragraph" w:styleId="NormalWeb">
+    <w:name w:val="Normal (Web)"/>
+    <w:basedOn w:val="Normal"/>
+    <w:uiPriority w:val="99"/>
+    <w:semiHidden/>
+    <w:unhideWhenUsed/>
+    <w:rsid w:val="001D1557"/>
+    <w:pPr>
+      <w:spacing w:before="100" w:beforeAutospacing="1" w:after="100" w:afterAutospacing="1" w:line="240" w:lineRule="auto"/>
+    </w:pPr>
+    <w:rPr>
+      <w:rFonts w:ascii="Times New Roman" w:eastAsia="Times New Roman" w:hAnsi="Times New Roman" w:cs="Times New Roman"/>
+      <w:sz w:val="24"/>
+      <w:szCs w:val="24"/>
+      <w:lang w:eastAsia="en-GB"/>
+      <w14:ligatures w14:val="none"/>
+    </w:rPr>
+  </w:style>
+  <w:style w:type="character" w:styleId="Emphasis">
+    <w:name w:val="Emphasis"/>
+    <w:basedOn w:val="DefaultParagraphFont"/>
+    <w:uiPriority w:val="20"/>
+    <w:qFormat/>
+    <w:rsid w:val="001D1557"/>
+    <w:rPr>
+      <w:i/>
+      <w:iCs/>
+    </w:rPr>
+  </w:style>
+  <w:style w:type="character" w:styleId="HTMLCode">
+    <w:name w:val="HTML Code"/>
+    <w:basedOn w:val="DefaultParagraphFont"/>
+    <w:uiPriority w:val="99"/>
+    <w:semiHidden/>
+    <w:unhideWhenUsed/>
+    <w:rsid w:val="001D1557"/>
+    <w:rPr>
+      <w:rFonts w:ascii="Courier New" w:eastAsia="Times New Roman" w:hAnsi="Courier New" w:cs="Courier New"/>
+      <w:sz w:val="20"/>
+      <w:szCs w:val="20"/>
+    </w:rPr>
+  </w:style>
+  <w:style w:type="character" w:styleId="Strong">
+    <w:name w:val="Strong"/>
+    <w:basedOn w:val="DefaultParagraphFont"/>
+    <w:uiPriority w:val="22"/>
+    <w:qFormat/>
+    <w:rsid w:val="001D1557"/>
+    <w:rPr>
+      <w:b/>
+      <w:bCs/>
+    </w:rPr>
+  </w:style>
 </w:styles>
 </file>
 
